--- a/Documents/Klassen.docx
+++ b/Documents/Klassen.docx
@@ -52,7 +52,7 @@
                     </pic:cNvPicPr>
                   </pic:nvPicPr>
                   <pic:blipFill>
-                    <a:blip r:embed="rId4">
+                    <a:blip r:embed="rId5">
                       <a:extLst>
                         <a:ext uri="{28A0092B-C50C-407E-A947-70E740481C1C}">
                           <a14:useLocalDpi xmlns:a14="http://schemas.microsoft.com/office/drawing/2010/main" val="0"/>
@@ -105,7 +105,7 @@
                     </pic:cNvPicPr>
                   </pic:nvPicPr>
                   <pic:blipFill>
-                    <a:blip r:embed="rId5">
+                    <a:blip r:embed="rId6">
                       <a:extLst>
                         <a:ext uri="{28A0092B-C50C-407E-A947-70E740481C1C}">
                           <a14:useLocalDpi xmlns:a14="http://schemas.microsoft.com/office/drawing/2010/main" val="0"/>
@@ -156,7 +156,21 @@
         <w:rPr>
           <w:lang w:val="en-GB"/>
         </w:rPr>
-        <w:t>Class Pattern</w:t>
+        <w:t xml:space="preserve">Class </w:t>
+      </w:r>
+      <w:proofErr w:type="gramStart"/>
+      <w:r>
+        <w:rPr>
+          <w:lang w:val="en-GB"/>
+        </w:rPr>
+        <w:t>Shapes(</w:t>
+      </w:r>
+      <w:proofErr w:type="gramEnd"/>
+      <w:r>
+        <w:rPr>
+          <w:lang w:val="en-GB"/>
+        </w:rPr>
+        <w:t>Abstract Parent Class)</w:t>
       </w:r>
     </w:p>
     <w:p>
@@ -184,7 +198,19 @@
         <w:rPr>
           <w:lang w:val="en-GB"/>
         </w:rPr>
-        <w:t>Pattern Type</w:t>
+        <w:t>Shape</w:t>
+      </w:r>
+      <w:r>
+        <w:rPr>
+          <w:lang w:val="en-GB"/>
+        </w:rPr>
+        <w:t xml:space="preserve"> </w:t>
+      </w:r>
+      <w:r>
+        <w:rPr>
+          <w:lang w:val="en-GB"/>
+        </w:rPr>
+        <w:t>(Abstract)</w:t>
       </w:r>
     </w:p>
     <w:p>
@@ -212,6 +238,12 @@
           <w:lang w:val="en-GB"/>
         </w:rPr>
         <w:t>Colour</w:t>
+      </w:r>
+      <w:r>
+        <w:rPr>
+          <w:lang w:val="en-GB"/>
+        </w:rPr>
+        <w:t xml:space="preserve"> (Abstract)</w:t>
       </w:r>
     </w:p>
     <w:p>
@@ -286,7 +318,13 @@
         <w:rPr>
           <w:lang w:val="en-GB"/>
         </w:rPr>
-        <w:t>Yolo Pattern detection</w:t>
+        <w:t xml:space="preserve">Shape </w:t>
+      </w:r>
+      <w:r>
+        <w:rPr>
+          <w:lang w:val="en-GB"/>
+        </w:rPr>
+        <w:t>detection</w:t>
       </w:r>
     </w:p>
     <w:p>
@@ -313,6 +351,152 @@
           <w:lang w:val="en-GB"/>
         </w:rPr>
         <w:t xml:space="preserve">This Methode opens all </w:t>
+      </w:r>
+    </w:p>
+    <w:p>
+      <w:pPr>
+        <w:rPr>
+          <w:lang w:val="en-GB"/>
+        </w:rPr>
+      </w:pPr>
+    </w:p>
+    <w:p>
+      <w:pPr>
+        <w:rPr>
+          <w:lang w:val="en-GB"/>
+        </w:rPr>
+      </w:pPr>
+      <w:r>
+        <w:rPr>
+          <w:lang w:val="en-GB"/>
+        </w:rPr>
+        <w:t>Class overview</w:t>
+      </w:r>
+    </w:p>
+    <w:p>
+      <w:pPr>
+        <w:pStyle w:val="ListParagraph"/>
+        <w:numPr>
+          <w:ilvl w:val="0"/>
+          <w:numId w:val="1"/>
+        </w:numPr>
+        <w:rPr>
+          <w:lang w:val="en-GB"/>
+        </w:rPr>
+      </w:pPr>
+      <w:r>
+        <w:rPr>
+          <w:lang w:val="en-GB"/>
+        </w:rPr>
+        <w:t>Shapes</w:t>
+      </w:r>
+    </w:p>
+    <w:p>
+      <w:pPr>
+        <w:pStyle w:val="ListParagraph"/>
+        <w:numPr>
+          <w:ilvl w:val="1"/>
+          <w:numId w:val="1"/>
+        </w:numPr>
+        <w:rPr>
+          <w:lang w:val="en-GB"/>
+        </w:rPr>
+      </w:pPr>
+      <w:r>
+        <w:rPr>
+          <w:lang w:val="en-GB"/>
+        </w:rPr>
+        <w:t>Rectangle</w:t>
+      </w:r>
+    </w:p>
+    <w:p>
+      <w:pPr>
+        <w:pStyle w:val="ListParagraph"/>
+        <w:numPr>
+          <w:ilvl w:val="1"/>
+          <w:numId w:val="1"/>
+        </w:numPr>
+        <w:rPr>
+          <w:lang w:val="en-GB"/>
+        </w:rPr>
+      </w:pPr>
+      <w:r>
+        <w:rPr>
+          <w:lang w:val="en-GB"/>
+        </w:rPr>
+        <w:t>Square</w:t>
+      </w:r>
+    </w:p>
+    <w:p>
+      <w:pPr>
+        <w:pStyle w:val="ListParagraph"/>
+        <w:numPr>
+          <w:ilvl w:val="1"/>
+          <w:numId w:val="1"/>
+        </w:numPr>
+        <w:rPr>
+          <w:lang w:val="en-GB"/>
+        </w:rPr>
+      </w:pPr>
+      <w:r>
+        <w:rPr>
+          <w:lang w:val="en-GB"/>
+        </w:rPr>
+        <w:t>Circle</w:t>
+      </w:r>
+    </w:p>
+    <w:p>
+      <w:pPr>
+        <w:pStyle w:val="ListParagraph"/>
+        <w:numPr>
+          <w:ilvl w:val="1"/>
+          <w:numId w:val="1"/>
+        </w:numPr>
+        <w:rPr>
+          <w:lang w:val="en-GB"/>
+        </w:rPr>
+      </w:pPr>
+      <w:r>
+        <w:rPr>
+          <w:lang w:val="en-GB"/>
+        </w:rPr>
+        <w:t>Triangle</w:t>
+      </w:r>
+    </w:p>
+    <w:p>
+      <w:pPr>
+        <w:pStyle w:val="ListParagraph"/>
+        <w:numPr>
+          <w:ilvl w:val="0"/>
+          <w:numId w:val="1"/>
+        </w:numPr>
+        <w:rPr>
+          <w:lang w:val="en-GB"/>
+        </w:rPr>
+      </w:pPr>
+      <w:r>
+        <w:rPr>
+          <w:lang w:val="en-GB"/>
+        </w:rPr>
+        <w:t>Imaging / Image Processing</w:t>
+      </w:r>
+    </w:p>
+    <w:p>
+      <w:pPr>
+        <w:pStyle w:val="ListParagraph"/>
+        <w:numPr>
+          <w:ilvl w:val="0"/>
+          <w:numId w:val="1"/>
+        </w:numPr>
+        <w:rPr>
+          <w:lang w:val="en-GB"/>
+        </w:rPr>
+      </w:pPr>
+      <w:r>
+        <w:rPr>
+          <w:lang w:val="en-GB"/>
+        </w:rPr>
+        <w:t>Logger</w:t>
       </w:r>
     </w:p>
     <w:sectPr>
@@ -323,6 +507,126 @@
     </w:sectPr>
   </w:body>
 </w:document>
+</file>
+
+<file path=word/numbering.xml><?xml version="1.0" encoding="utf-8"?>
+<w:numbering xmlns:wpc="http://schemas.microsoft.com/office/word/2010/wordprocessingCanvas" xmlns:cx="http://schemas.microsoft.com/office/drawing/2014/chartex" xmlns:cx1="http://schemas.microsoft.com/office/drawing/2015/9/8/chartex" xmlns:cx2="http://schemas.microsoft.com/office/drawing/2015/10/21/chartex" xmlns:cx3="http://schemas.microsoft.com/office/drawing/2016/5/9/chartex" xmlns:cx4="http://schemas.microsoft.com/office/drawing/2016/5/10/chartex" xmlns:cx5="http://schemas.microsoft.com/office/drawing/2016/5/11/chartex" xmlns:cx6="http://schemas.microsoft.com/office/drawing/2016/5/12/chartex" xmlns:cx7="http://schemas.microsoft.com/office/drawing/2016/5/13/chartex" xmlns:cx8="http://schemas.microsoft.com/office/drawing/2016/5/14/chartex" xmlns:mc="http://schemas.openxmlformats.org/markup-compatibility/2006" xmlns:aink="http://schemas.microsoft.com/office/drawing/2016/ink" xmlns:am3d="http://schemas.microsoft.com/office/drawing/2017/model3d" xmlns:o="urn:schemas-microsoft-com:office:office" xmlns:oel="http://schemas.microsoft.com/office/2019/extlst" xmlns:r="http://schemas.openxmlformats.org/officeDocument/2006/relationships" xmlns:m="http://schemas.openxmlformats.org/officeDocument/2006/math" xmlns:v="urn:schemas-microsoft-com:vml" xmlns:wp14="http://schemas.microsoft.com/office/word/2010/wordprocessingDrawing" xmlns:wp="http://schemas.openxmlformats.org/drawingml/2006/wordprocessingDrawing" xmlns:w10="urn:schemas-microsoft-com:office:word" xmlns:w="http://schemas.openxmlformats.org/wordprocessingml/2006/main" xmlns:w14="http://schemas.microsoft.com/office/word/2010/wordml" xmlns:w15="http://schemas.microsoft.com/office/word/2012/wordml" xmlns:w16cex="http://schemas.microsoft.com/office/word/2018/wordml/cex" xmlns:w16cid="http://schemas.microsoft.com/office/word/2016/wordml/cid" xmlns:w16="http://schemas.microsoft.com/office/word/2018/wordml" xmlns:w16du="http://schemas.microsoft.com/office/word/2023/wordml/word16du" xmlns:w16sdtdh="http://schemas.microsoft.com/office/word/2020/wordml/sdtdatahash" xmlns:w16sdtfl="http://schemas.microsoft.com/office/word/2024/wordml/sdtformatlock" xmlns:w16se="http://schemas.microsoft.com/office/word/2015/wordml/symex" xmlns:wpg="http://schemas.microsoft.com/office/word/2010/wordprocessingGroup" xmlns:wpi="http://schemas.microsoft.com/office/word/2010/wordprocessingInk" xmlns:wne="http://schemas.microsoft.com/office/word/2006/wordml" xmlns:wps="http://schemas.microsoft.com/office/word/2010/wordprocessingShape" mc:Ignorable="w14 w15 w16se w16cid w16 w16cex w16sdtdh w16sdtfl w16du wp14">
+  <w:abstractNum w:abstractNumId="0" w15:restartNumberingAfterBreak="0">
+    <w:nsid w:val="6099094C"/>
+    <w:multiLevelType w:val="hybridMultilevel"/>
+    <w:tmpl w:val="020A841E"/>
+    <w:lvl w:ilvl="0" w:tplc="E38AC382">
+      <w:numFmt w:val="bullet"/>
+      <w:lvlText w:val="-"/>
+      <w:lvlJc w:val="left"/>
+      <w:pPr>
+        <w:ind w:left="720" w:hanging="360"/>
+      </w:pPr>
+      <w:rPr>
+        <w:rFonts w:ascii="Aptos" w:eastAsiaTheme="minorHAnsi" w:hAnsi="Aptos" w:cstheme="minorBidi" w:hint="default"/>
+      </w:rPr>
+    </w:lvl>
+    <w:lvl w:ilvl="1" w:tplc="20000003">
+      <w:start w:val="1"/>
+      <w:numFmt w:val="bullet"/>
+      <w:lvlText w:val="o"/>
+      <w:lvlJc w:val="left"/>
+      <w:pPr>
+        <w:ind w:left="1440" w:hanging="360"/>
+      </w:pPr>
+      <w:rPr>
+        <w:rFonts w:ascii="Courier New" w:hAnsi="Courier New" w:cs="Courier New" w:hint="default"/>
+      </w:rPr>
+    </w:lvl>
+    <w:lvl w:ilvl="2" w:tplc="20000005" w:tentative="1">
+      <w:start w:val="1"/>
+      <w:numFmt w:val="bullet"/>
+      <w:lvlText w:val=""/>
+      <w:lvlJc w:val="left"/>
+      <w:pPr>
+        <w:ind w:left="2160" w:hanging="360"/>
+      </w:pPr>
+      <w:rPr>
+        <w:rFonts w:ascii="Wingdings" w:hAnsi="Wingdings" w:hint="default"/>
+      </w:rPr>
+    </w:lvl>
+    <w:lvl w:ilvl="3" w:tplc="20000001" w:tentative="1">
+      <w:start w:val="1"/>
+      <w:numFmt w:val="bullet"/>
+      <w:lvlText w:val=""/>
+      <w:lvlJc w:val="left"/>
+      <w:pPr>
+        <w:ind w:left="2880" w:hanging="360"/>
+      </w:pPr>
+      <w:rPr>
+        <w:rFonts w:ascii="Symbol" w:hAnsi="Symbol" w:hint="default"/>
+      </w:rPr>
+    </w:lvl>
+    <w:lvl w:ilvl="4" w:tplc="20000003" w:tentative="1">
+      <w:start w:val="1"/>
+      <w:numFmt w:val="bullet"/>
+      <w:lvlText w:val="o"/>
+      <w:lvlJc w:val="left"/>
+      <w:pPr>
+        <w:ind w:left="3600" w:hanging="360"/>
+      </w:pPr>
+      <w:rPr>
+        <w:rFonts w:ascii="Courier New" w:hAnsi="Courier New" w:cs="Courier New" w:hint="default"/>
+      </w:rPr>
+    </w:lvl>
+    <w:lvl w:ilvl="5" w:tplc="20000005" w:tentative="1">
+      <w:start w:val="1"/>
+      <w:numFmt w:val="bullet"/>
+      <w:lvlText w:val=""/>
+      <w:lvlJc w:val="left"/>
+      <w:pPr>
+        <w:ind w:left="4320" w:hanging="360"/>
+      </w:pPr>
+      <w:rPr>
+        <w:rFonts w:ascii="Wingdings" w:hAnsi="Wingdings" w:hint="default"/>
+      </w:rPr>
+    </w:lvl>
+    <w:lvl w:ilvl="6" w:tplc="20000001" w:tentative="1">
+      <w:start w:val="1"/>
+      <w:numFmt w:val="bullet"/>
+      <w:lvlText w:val=""/>
+      <w:lvlJc w:val="left"/>
+      <w:pPr>
+        <w:ind w:left="5040" w:hanging="360"/>
+      </w:pPr>
+      <w:rPr>
+        <w:rFonts w:ascii="Symbol" w:hAnsi="Symbol" w:hint="default"/>
+      </w:rPr>
+    </w:lvl>
+    <w:lvl w:ilvl="7" w:tplc="20000003" w:tentative="1">
+      <w:start w:val="1"/>
+      <w:numFmt w:val="bullet"/>
+      <w:lvlText w:val="o"/>
+      <w:lvlJc w:val="left"/>
+      <w:pPr>
+        <w:ind w:left="5760" w:hanging="360"/>
+      </w:pPr>
+      <w:rPr>
+        <w:rFonts w:ascii="Courier New" w:hAnsi="Courier New" w:cs="Courier New" w:hint="default"/>
+      </w:rPr>
+    </w:lvl>
+    <w:lvl w:ilvl="8" w:tplc="20000005" w:tentative="1">
+      <w:start w:val="1"/>
+      <w:numFmt w:val="bullet"/>
+      <w:lvlText w:val=""/>
+      <w:lvlJc w:val="left"/>
+      <w:pPr>
+        <w:ind w:left="6480" w:hanging="360"/>
+      </w:pPr>
+      <w:rPr>
+        <w:rFonts w:ascii="Wingdings" w:hAnsi="Wingdings" w:hint="default"/>
+      </w:rPr>
+    </w:lvl>
+  </w:abstractNum>
+  <w:num w:numId="1" w16cid:durableId="1561090249">
+    <w:abstractNumId w:val="0"/>
+  </w:num>
+</w:numbering>
 </file>
 
 <file path=word/styles.xml><?xml version="1.0" encoding="utf-8"?>
